--- a/tests/n8PDF.Tests/Fixtures/Minimal/index.docx
+++ b/tests/n8PDF.Tests/Fixtures/Minimal/index.docx
@@ -1,6 +1,6 @@
 
 <file path=word/document.xml><?xml version="1.0" encoding="utf-8"?>
-<w:document xmlns:w="http://schemas.openxmlformats.org/wordprocessingml/2006/main" xmlns:r="http://schemas.openxmlformats.org/officeDocument/2006/relationships" xmlns:wp="http://schemas.openxmlformats.org/drawingml/2006/wordprocessingDrawing" xmlns:a="http://schemas.openxmlformats.org/drawingml/2006/main">
+<w:document xmlns:w="http://schemas.openxmlformats.org/wordprocessingml/2006/main" xmlns:r="http://schemas.openxmlformats.org/officeDocument/2006/relationships" xmlns:wp="http://schemas.openxmlformats.org/drawingml/2006/wordprocessingDrawing" xmlns:a="http://schemas.openxmlformats.org/drawingml/2006/main" xmlns:mc="http://schemas.openxmlformats.org/markup-compatibility/2006" xmlns:wps="http://schemas.microsoft.com/office/word/2010/wordprocessingShape">
   <w:body>
     <w:p>
       <w:pPr>

--- a/tests/n8PDF.Tests/Fixtures/Minimal/index.docx
+++ b/tests/n8PDF.Tests/Fixtures/Minimal/index.docx
@@ -1,6 +1,6 @@
 
 <file path=word/document.xml><?xml version="1.0" encoding="utf-8"?>
-<w:document xmlns:w="http://schemas.openxmlformats.org/wordprocessingml/2006/main" xmlns:r="http://schemas.openxmlformats.org/officeDocument/2006/relationships" xmlns:wp="http://schemas.openxmlformats.org/drawingml/2006/wordprocessingDrawing" xmlns:a="http://schemas.openxmlformats.org/drawingml/2006/main" xmlns:mc="http://schemas.openxmlformats.org/markup-compatibility/2006" xmlns:wps="http://schemas.microsoft.com/office/word/2010/wordprocessingShape">
+<w:document xmlns:w="http://schemas.openxmlformats.org/wordprocessingml/2006/main" xmlns:r="http://schemas.openxmlformats.org/officeDocument/2006/relationships" xmlns:wp="http://schemas.openxmlformats.org/drawingml/2006/wordprocessingDrawing" xmlns:a="http://schemas.openxmlformats.org/drawingml/2006/main" xmlns:mc="http://schemas.openxmlformats.org/markup-compatibility/2006" xmlns:wps="http://schemas.microsoft.com/office/word/2010/wordprocessingShape" xmlns:v="urn:schemas-microsoft-com:vml" xmlns:o="urn:schemas-microsoft-com:office:office" xmlns:w10="urn:schemas-microsoft-com:office:word">
   <w:body>
     <w:p>
       <w:pPr>

--- a/tests/n8PDF.Tests/Fixtures/Minimal/index.docx
+++ b/tests/n8PDF.Tests/Fixtures/Minimal/index.docx
@@ -1,6 +1,6 @@
 
 <file path=word/document.xml><?xml version="1.0" encoding="utf-8"?>
-<w:document xmlns:w="http://schemas.openxmlformats.org/wordprocessingml/2006/main" xmlns:r="http://schemas.openxmlformats.org/officeDocument/2006/relationships" xmlns:wp="http://schemas.openxmlformats.org/drawingml/2006/wordprocessingDrawing" xmlns:a="http://schemas.openxmlformats.org/drawingml/2006/main" xmlns:mc="http://schemas.openxmlformats.org/markup-compatibility/2006" xmlns:wps="http://schemas.microsoft.com/office/word/2010/wordprocessingShape" xmlns:v="urn:schemas-microsoft-com:vml" xmlns:o="urn:schemas-microsoft-com:office:office" xmlns:w10="urn:schemas-microsoft-com:office:word">
+<w:document xmlns:w="http://schemas.openxmlformats.org/wordprocessingml/2006/main" xmlns:r="http://schemas.openxmlformats.org/officeDocument/2006/relationships" xmlns:wp="http://schemas.openxmlformats.org/drawingml/2006/wordprocessingDrawing" xmlns:a="http://schemas.openxmlformats.org/drawingml/2006/main" xmlns:mc="http://schemas.openxmlformats.org/markup-compatibility/2006" xmlns:wps="http://schemas.microsoft.com/office/word/2010/wordprocessingShape" xmlns:v="urn:schemas-microsoft-com:vml" xmlns:o="urn:schemas-microsoft-com:office:office" xmlns:w10="urn:schemas-microsoft-com:office:word" xmlns:m="http://schemas.openxmlformats.org/officeDocument/2006/math">
   <w:body>
     <w:p>
       <w:pPr>
